--- a/插件详细手册/23.窗口字符/关于窗口字符底层全更新说明(v3.70).docx
+++ b/插件详细手册/23.窗口字符/关于窗口字符底层全更新说明(v3.70).docx
@@ -1748,7 +1748,7 @@
         <w:snapToGrid w:val="0"/>
         <w:jc w:val="left"/>
         <w:rPr>
-          <w:rFonts w:ascii="Tahoma" w:eastAsia="微软雅黑" w:hAnsi="Tahoma" w:hint="eastAsia"/>
+          <w:rFonts w:ascii="Tahoma" w:eastAsia="微软雅黑" w:hAnsi="Tahoma"/>
           <w:kern w:val="0"/>
           <w:sz w:val="22"/>
         </w:rPr>
@@ -2508,7 +2508,7 @@
         <w:snapToGrid w:val="0"/>
         <w:jc w:val="left"/>
         <w:rPr>
-          <w:rFonts w:ascii="Tahoma" w:eastAsia="微软雅黑" w:hAnsi="Tahoma" w:hint="eastAsia"/>
+          <w:rFonts w:ascii="Tahoma" w:eastAsia="微软雅黑" w:hAnsi="Tahoma"/>
           <w:kern w:val="0"/>
           <w:sz w:val="22"/>
         </w:rPr>
@@ -6973,7 +6973,7 @@
         <w:snapToGrid w:val="0"/>
         <w:jc w:val="left"/>
         <w:rPr>
-          <w:rFonts w:ascii="Tahoma" w:eastAsia="微软雅黑" w:hAnsi="Tahoma" w:hint="eastAsia"/>
+          <w:rFonts w:ascii="Tahoma" w:eastAsia="微软雅黑" w:hAnsi="Tahoma"/>
           <w:kern w:val="0"/>
           <w:sz w:val="22"/>
         </w:rPr>
@@ -7386,7 +7386,7 @@
           <v:shape id="_x0000_i1025" type="#_x0000_t75" style="width:370.8pt;height:82.8pt" o:ole="">
             <v:imagedata r:id="rId7" o:title=""/>
           </v:shape>
-          <o:OLEObject Type="Embed" ProgID="Visio.Drawing.15" ShapeID="_x0000_i1025" DrawAspect="Content" ObjectID="_1806428528" r:id="rId8"/>
+          <o:OLEObject Type="Embed" ProgID="Visio.Drawing.15" ShapeID="_x0000_i1025" DrawAspect="Content" ObjectID="_1826641621" r:id="rId8"/>
         </w:object>
       </w:r>
     </w:p>
@@ -7628,10 +7628,10 @@
           <w:sz w:val="22"/>
         </w:rPr>
         <w:object w:dxaOrig="11436" w:dyaOrig="4452" w14:anchorId="709D6E47">
-          <v:shape id="_x0000_i1029" type="#_x0000_t75" style="width:415.2pt;height:162pt" o:ole="">
+          <v:shape id="_x0000_i1026" type="#_x0000_t75" style="width:415.2pt;height:162pt" o:ole="">
             <v:imagedata r:id="rId9" o:title=""/>
           </v:shape>
-          <o:OLEObject Type="Embed" ProgID="Visio.Drawing.15" ShapeID="_x0000_i1029" DrawAspect="Content" ObjectID="_1806428529" r:id="rId10"/>
+          <o:OLEObject Type="Embed" ProgID="Visio.Drawing.15" ShapeID="_x0000_i1026" DrawAspect="Content" ObjectID="_1826641622" r:id="rId10"/>
         </w:object>
       </w:r>
     </w:p>
@@ -7874,16 +7874,13 @@
       </w:pPr>
       <w:r>
         <w:rPr>
-          <w:rFonts w:ascii="Tahoma" w:eastAsia="微软雅黑" w:hAnsi="Tahoma" w:hint="eastAsia"/>
           <w:noProof/>
-          <w:kern w:val="0"/>
-          <w:sz w:val="22"/>
         </w:rPr>
         <w:drawing>
-          <wp:inline distT="0" distB="0" distL="0" distR="0" wp14:anchorId="28AB8B9D" wp14:editId="4CA5E94A">
-            <wp:extent cx="3948039" cy="1656029"/>
-            <wp:effectExtent l="19050" t="19050" r="14605" b="20955"/>
-            <wp:docPr id="2038259551" name="图片 2"/>
+          <wp:inline distT="0" distB="0" distL="0" distR="0" wp14:anchorId="2DF2F29A" wp14:editId="37551DA3">
+            <wp:extent cx="3716422" cy="1558428"/>
+            <wp:effectExtent l="19050" t="19050" r="17780" b="22860"/>
+            <wp:docPr id="492619904" name="图片 1"/>
             <wp:cNvGraphicFramePr>
               <a:graphicFrameLocks xmlns:a="http://schemas.openxmlformats.org/drawingml/2006/main" noChangeAspect="1"/>
             </wp:cNvGraphicFramePr>
@@ -7912,7 +7909,7 @@
                   <pic:spPr bwMode="auto">
                     <a:xfrm>
                       <a:off x="0" y="0"/>
-                      <a:ext cx="3964609" cy="1662979"/>
+                      <a:ext cx="3742047" cy="1569173"/>
                     </a:xfrm>
                     <a:prstGeom prst="rect">
                       <a:avLst/>
@@ -8001,16 +7998,13 @@
       </w:pPr>
       <w:r>
         <w:rPr>
-          <w:rFonts w:ascii="Tahoma" w:eastAsia="微软雅黑" w:hAnsi="Tahoma" w:hint="eastAsia"/>
           <w:noProof/>
-          <w:kern w:val="0"/>
-          <w:sz w:val="22"/>
         </w:rPr>
         <w:drawing>
-          <wp:inline distT="0" distB="0" distL="0" distR="0" wp14:anchorId="5155B6EB" wp14:editId="17D3C11A">
-            <wp:extent cx="3976174" cy="1160874"/>
-            <wp:effectExtent l="19050" t="19050" r="24765" b="20320"/>
-            <wp:docPr id="1475950883" name="图片 1"/>
+          <wp:inline distT="0" distB="0" distL="0" distR="0" wp14:anchorId="1E34ED02" wp14:editId="105FC479">
+            <wp:extent cx="3658806" cy="1068657"/>
+            <wp:effectExtent l="19050" t="19050" r="18415" b="17780"/>
+            <wp:docPr id="351975507" name="图片 2"/>
             <wp:cNvGraphicFramePr>
               <a:graphicFrameLocks xmlns:a="http://schemas.openxmlformats.org/drawingml/2006/main" noChangeAspect="1"/>
             </wp:cNvGraphicFramePr>
@@ -8018,7 +8012,7 @@
               <a:graphicData uri="http://schemas.openxmlformats.org/drawingml/2006/picture">
                 <pic:pic xmlns:pic="http://schemas.openxmlformats.org/drawingml/2006/picture">
                   <pic:nvPicPr>
-                    <pic:cNvPr id="0" name="Picture 2"/>
+                    <pic:cNvPr id="0" name="Picture 6"/>
                     <pic:cNvPicPr>
                       <a:picLocks noChangeAspect="1" noChangeArrowheads="1"/>
                     </pic:cNvPicPr>
@@ -8039,7 +8033,7 @@
                   <pic:spPr bwMode="auto">
                     <a:xfrm>
                       <a:off x="0" y="0"/>
-                      <a:ext cx="3992439" cy="1165623"/>
+                      <a:ext cx="3709560" cy="1083481"/>
                     </a:xfrm>
                     <a:prstGeom prst="rect">
                       <a:avLst/>
@@ -8144,16 +8138,13 @@
       </w:pPr>
       <w:r>
         <w:rPr>
-          <w:rFonts w:ascii="Tahoma" w:eastAsia="微软雅黑" w:hAnsi="Tahoma" w:hint="eastAsia"/>
           <w:noProof/>
-          <w:kern w:val="0"/>
-          <w:sz w:val="22"/>
         </w:rPr>
         <w:drawing>
-          <wp:inline distT="0" distB="0" distL="0" distR="0" wp14:anchorId="2F7CEEE2" wp14:editId="07EBB2A9">
-            <wp:extent cx="3286857" cy="2443972"/>
-            <wp:effectExtent l="19050" t="19050" r="27940" b="13970"/>
-            <wp:docPr id="551081707" name="图片 3"/>
+          <wp:inline distT="0" distB="0" distL="0" distR="0" wp14:anchorId="71A8A5C0" wp14:editId="6D04849A">
+            <wp:extent cx="3718791" cy="2766483"/>
+            <wp:effectExtent l="19050" t="19050" r="15240" b="15240"/>
+            <wp:docPr id="414340972" name="图片 3"/>
             <wp:cNvGraphicFramePr>
               <a:graphicFrameLocks xmlns:a="http://schemas.openxmlformats.org/drawingml/2006/main" noChangeAspect="1"/>
             </wp:cNvGraphicFramePr>
@@ -8161,7 +8152,7 @@
               <a:graphicData uri="http://schemas.openxmlformats.org/drawingml/2006/picture">
                 <pic:pic xmlns:pic="http://schemas.openxmlformats.org/drawingml/2006/picture">
                   <pic:nvPicPr>
-                    <pic:cNvPr id="0" name="Picture 6"/>
+                    <pic:cNvPr id="0" name="Picture 8"/>
                     <pic:cNvPicPr>
                       <a:picLocks noChangeAspect="1" noChangeArrowheads="1"/>
                     </pic:cNvPicPr>
@@ -8182,7 +8173,7 @@
                   <pic:spPr bwMode="auto">
                     <a:xfrm>
                       <a:off x="0" y="0"/>
-                      <a:ext cx="3310630" cy="2461649"/>
+                      <a:ext cx="3729799" cy="2774672"/>
                     </a:xfrm>
                     <a:prstGeom prst="rect">
                       <a:avLst/>
@@ -8287,14 +8278,13 @@
       </w:pPr>
       <w:r>
         <w:rPr>
-          <w:rFonts w:hint="eastAsia"/>
           <w:noProof/>
         </w:rPr>
         <w:drawing>
-          <wp:inline distT="0" distB="0" distL="0" distR="0" wp14:anchorId="11A6B5C0" wp14:editId="384858EE">
-            <wp:extent cx="3556561" cy="2933114"/>
-            <wp:effectExtent l="0" t="0" r="6350" b="635"/>
-            <wp:docPr id="1627323745" name="图片 1"/>
+          <wp:inline distT="0" distB="0" distL="0" distR="0" wp14:anchorId="007FCDB8" wp14:editId="4D061BEA">
+            <wp:extent cx="3377777" cy="2782416"/>
+            <wp:effectExtent l="0" t="0" r="0" b="0"/>
+            <wp:docPr id="1762343867" name="图片 4"/>
             <wp:cNvGraphicFramePr>
               <a:graphicFrameLocks xmlns:a="http://schemas.openxmlformats.org/drawingml/2006/main" noChangeAspect="1"/>
             </wp:cNvGraphicFramePr>
@@ -8302,7 +8292,7 @@
               <a:graphicData uri="http://schemas.openxmlformats.org/drawingml/2006/picture">
                 <pic:pic xmlns:pic="http://schemas.openxmlformats.org/drawingml/2006/picture">
                   <pic:nvPicPr>
-                    <pic:cNvPr id="0" name="Picture 2"/>
+                    <pic:cNvPr id="0" name="Picture 10"/>
                     <pic:cNvPicPr>
                       <a:picLocks noChangeAspect="1" noChangeArrowheads="1"/>
                     </pic:cNvPicPr>
@@ -8323,7 +8313,7 @@
                   <pic:spPr bwMode="auto">
                     <a:xfrm>
                       <a:off x="0" y="0"/>
-                      <a:ext cx="3571542" cy="2945469"/>
+                      <a:ext cx="3384209" cy="2787714"/>
                     </a:xfrm>
                     <a:prstGeom prst="rect">
                       <a:avLst/>
@@ -8475,14 +8465,13 @@
       </w:pPr>
       <w:r>
         <w:rPr>
-          <w:rFonts w:hint="eastAsia"/>
           <w:noProof/>
         </w:rPr>
         <w:drawing>
-          <wp:inline distT="0" distB="0" distL="0" distR="0" wp14:anchorId="4DA090D1" wp14:editId="6BE960F9">
-            <wp:extent cx="3562385" cy="2743200"/>
-            <wp:effectExtent l="0" t="0" r="0" b="0"/>
-            <wp:docPr id="277355369" name="图片 3"/>
+          <wp:inline distT="0" distB="0" distL="0" distR="0" wp14:anchorId="6DC49622" wp14:editId="11A0A39C">
+            <wp:extent cx="3310043" cy="2551674"/>
+            <wp:effectExtent l="0" t="0" r="5080" b="1270"/>
+            <wp:docPr id="1400663545" name="图片 5"/>
             <wp:cNvGraphicFramePr>
               <a:graphicFrameLocks xmlns:a="http://schemas.openxmlformats.org/drawingml/2006/main" noChangeAspect="1"/>
             </wp:cNvGraphicFramePr>
@@ -8490,7 +8479,7 @@
               <a:graphicData uri="http://schemas.openxmlformats.org/drawingml/2006/picture">
                 <pic:pic xmlns:pic="http://schemas.openxmlformats.org/drawingml/2006/picture">
                   <pic:nvPicPr>
-                    <pic:cNvPr id="0" name="Picture 6"/>
+                    <pic:cNvPr id="0" name="Picture 12"/>
                     <pic:cNvPicPr>
                       <a:picLocks noChangeAspect="1" noChangeArrowheads="1"/>
                     </pic:cNvPicPr>
@@ -8511,7 +8500,7 @@
                   <pic:spPr bwMode="auto">
                     <a:xfrm>
                       <a:off x="0" y="0"/>
-                      <a:ext cx="3579836" cy="2756638"/>
+                      <a:ext cx="3315322" cy="2555743"/>
                     </a:xfrm>
                     <a:prstGeom prst="rect">
                       <a:avLst/>
@@ -8655,15 +8644,14 @@
       </w:pPr>
       <w:r>
         <w:rPr>
-          <w:rFonts w:hint="eastAsia"/>
           <w:noProof/>
         </w:rPr>
         <w:lastRenderedPageBreak/>
         <w:drawing>
-          <wp:inline distT="0" distB="0" distL="0" distR="0" wp14:anchorId="5BDB9C4B" wp14:editId="5D2110A5">
-            <wp:extent cx="3566160" cy="2746106"/>
-            <wp:effectExtent l="0" t="0" r="0" b="0"/>
-            <wp:docPr id="742509850" name="图片 4"/>
+          <wp:inline distT="0" distB="0" distL="0" distR="0" wp14:anchorId="7A3E24A8" wp14:editId="01598DBE">
+            <wp:extent cx="3657177" cy="2819276"/>
+            <wp:effectExtent l="0" t="0" r="635" b="635"/>
+            <wp:docPr id="1632762751" name="图片 6"/>
             <wp:cNvGraphicFramePr>
               <a:graphicFrameLocks xmlns:a="http://schemas.openxmlformats.org/drawingml/2006/main" noChangeAspect="1"/>
             </wp:cNvGraphicFramePr>
@@ -8671,7 +8659,7 @@
               <a:graphicData uri="http://schemas.openxmlformats.org/drawingml/2006/picture">
                 <pic:pic xmlns:pic="http://schemas.openxmlformats.org/drawingml/2006/picture">
                   <pic:nvPicPr>
-                    <pic:cNvPr id="0" name="Picture 8"/>
+                    <pic:cNvPr id="0" name="Picture 14"/>
                     <pic:cNvPicPr>
                       <a:picLocks noChangeAspect="1" noChangeArrowheads="1"/>
                     </pic:cNvPicPr>
@@ -8692,7 +8680,7 @@
                   <pic:spPr bwMode="auto">
                     <a:xfrm>
                       <a:off x="0" y="0"/>
-                      <a:ext cx="3577295" cy="2754680"/>
+                      <a:ext cx="3662626" cy="2823477"/>
                     </a:xfrm>
                     <a:prstGeom prst="rect">
                       <a:avLst/>
@@ -8833,14 +8821,13 @@
       </w:pPr>
       <w:r>
         <w:rPr>
-          <w:rFonts w:hint="eastAsia"/>
           <w:noProof/>
         </w:rPr>
         <w:drawing>
-          <wp:inline distT="0" distB="0" distL="0" distR="0" wp14:anchorId="6E68D544" wp14:editId="458B6AD6">
-            <wp:extent cx="3334043" cy="1095582"/>
-            <wp:effectExtent l="0" t="0" r="0" b="9525"/>
-            <wp:docPr id="1951379282" name="图片 1"/>
+          <wp:inline distT="0" distB="0" distL="0" distR="0" wp14:anchorId="51B7F486" wp14:editId="229B00DE">
+            <wp:extent cx="3630083" cy="1191472"/>
+            <wp:effectExtent l="0" t="0" r="8890" b="8890"/>
+            <wp:docPr id="1014167255" name="图片 7"/>
             <wp:cNvGraphicFramePr>
               <a:graphicFrameLocks xmlns:a="http://schemas.openxmlformats.org/drawingml/2006/main" noChangeAspect="1"/>
             </wp:cNvGraphicFramePr>
@@ -8848,7 +8835,7 @@
               <a:graphicData uri="http://schemas.openxmlformats.org/drawingml/2006/picture">
                 <pic:pic xmlns:pic="http://schemas.openxmlformats.org/drawingml/2006/picture">
                   <pic:nvPicPr>
-                    <pic:cNvPr id="0" name="Picture 2"/>
+                    <pic:cNvPr id="0" name="Picture 16"/>
                     <pic:cNvPicPr>
                       <a:picLocks noChangeAspect="1" noChangeArrowheads="1"/>
                     </pic:cNvPicPr>
@@ -8869,7 +8856,7 @@
                   <pic:spPr bwMode="auto">
                     <a:xfrm>
                       <a:off x="0" y="0"/>
-                      <a:ext cx="3351995" cy="1101481"/>
+                      <a:ext cx="3637256" cy="1193826"/>
                     </a:xfrm>
                     <a:prstGeom prst="rect">
                       <a:avLst/>
@@ -9098,14 +9085,13 @@
       </w:pPr>
       <w:r>
         <w:rPr>
-          <w:rFonts w:hint="eastAsia"/>
           <w:noProof/>
         </w:rPr>
         <w:drawing>
-          <wp:inline distT="0" distB="0" distL="0" distR="0" wp14:anchorId="0BAC1A9B" wp14:editId="1CEE43A1">
-            <wp:extent cx="3328207" cy="2412610"/>
-            <wp:effectExtent l="0" t="0" r="5715" b="6985"/>
-            <wp:docPr id="1714047452" name="图片 2"/>
+          <wp:inline distT="0" distB="0" distL="0" distR="0" wp14:anchorId="161257B8" wp14:editId="3678372F">
+            <wp:extent cx="2878667" cy="2085595"/>
+            <wp:effectExtent l="0" t="0" r="0" b="0"/>
+            <wp:docPr id="1259794980" name="图片 8"/>
             <wp:cNvGraphicFramePr>
               <a:graphicFrameLocks xmlns:a="http://schemas.openxmlformats.org/drawingml/2006/main" noChangeAspect="1"/>
             </wp:cNvGraphicFramePr>
@@ -9113,13 +9099,13 @@
               <a:graphicData uri="http://schemas.openxmlformats.org/drawingml/2006/picture">
                 <pic:pic xmlns:pic="http://schemas.openxmlformats.org/drawingml/2006/picture">
                   <pic:nvPicPr>
-                    <pic:cNvPr id="0" name="Picture 4"/>
+                    <pic:cNvPr id="0" name="Picture 18"/>
                     <pic:cNvPicPr>
                       <a:picLocks noChangeAspect="1" noChangeArrowheads="1"/>
                     </pic:cNvPicPr>
                   </pic:nvPicPr>
                   <pic:blipFill>
-                    <a:blip r:embed="rId18" cstate="print">
+                    <a:blip r:embed="rId18">
                       <a:extLst>
                         <a:ext uri="{28A0092B-C50C-407E-A947-70E740481C1C}">
                           <a14:useLocalDpi xmlns:a14="http://schemas.microsoft.com/office/drawing/2010/main" val="0"/>
@@ -9134,7 +9120,7 @@
                   <pic:spPr bwMode="auto">
                     <a:xfrm>
                       <a:off x="0" y="0"/>
-                      <a:ext cx="3338706" cy="2420221"/>
+                      <a:ext cx="2881802" cy="2087866"/>
                     </a:xfrm>
                     <a:prstGeom prst="rect">
                       <a:avLst/>
@@ -9298,14 +9284,13 @@
       </w:pPr>
       <w:r>
         <w:rPr>
-          <w:rFonts w:hint="eastAsia"/>
           <w:noProof/>
         </w:rPr>
         <w:drawing>
-          <wp:inline distT="0" distB="0" distL="0" distR="0" wp14:anchorId="126AE454" wp14:editId="4202B0FD">
-            <wp:extent cx="3411415" cy="1420673"/>
-            <wp:effectExtent l="0" t="0" r="0" b="8255"/>
-            <wp:docPr id="497887220" name="图片 3"/>
+          <wp:inline distT="0" distB="0" distL="0" distR="0" wp14:anchorId="70317E25" wp14:editId="6DFE3EEC">
+            <wp:extent cx="3488055" cy="1457195"/>
+            <wp:effectExtent l="0" t="0" r="0" b="0"/>
+            <wp:docPr id="1088288343" name="图片 9"/>
             <wp:cNvGraphicFramePr>
               <a:graphicFrameLocks xmlns:a="http://schemas.openxmlformats.org/drawingml/2006/main" noChangeAspect="1"/>
             </wp:cNvGraphicFramePr>
@@ -9313,7 +9298,7 @@
               <a:graphicData uri="http://schemas.openxmlformats.org/drawingml/2006/picture">
                 <pic:pic xmlns:pic="http://schemas.openxmlformats.org/drawingml/2006/picture">
                   <pic:nvPicPr>
-                    <pic:cNvPr id="0" name="Picture 6"/>
+                    <pic:cNvPr id="0" name="Picture 20"/>
                     <pic:cNvPicPr>
                       <a:picLocks noChangeAspect="1" noChangeArrowheads="1"/>
                     </pic:cNvPicPr>
@@ -9334,7 +9319,7 @@
                   <pic:spPr bwMode="auto">
                     <a:xfrm>
                       <a:off x="0" y="0"/>
-                      <a:ext cx="3425094" cy="1426370"/>
+                      <a:ext cx="3505803" cy="1464610"/>
                     </a:xfrm>
                     <a:prstGeom prst="rect">
                       <a:avLst/>
@@ -9413,14 +9398,13 @@
       </w:pPr>
       <w:r>
         <w:rPr>
-          <w:rFonts w:hint="eastAsia"/>
           <w:noProof/>
         </w:rPr>
         <w:drawing>
-          <wp:inline distT="0" distB="0" distL="0" distR="0" wp14:anchorId="6B0554FE" wp14:editId="47D1512B">
-            <wp:extent cx="4572000" cy="1125111"/>
+          <wp:inline distT="0" distB="0" distL="0" distR="0" wp14:anchorId="3CD5682D" wp14:editId="015A516B">
+            <wp:extent cx="4595903" cy="1132653"/>
             <wp:effectExtent l="0" t="0" r="0" b="0"/>
-            <wp:docPr id="1302194290" name="图片 4"/>
+            <wp:docPr id="562814623" name="图片 10"/>
             <wp:cNvGraphicFramePr>
               <a:graphicFrameLocks xmlns:a="http://schemas.openxmlformats.org/drawingml/2006/main" noChangeAspect="1"/>
             </wp:cNvGraphicFramePr>
@@ -9428,7 +9412,7 @@
               <a:graphicData uri="http://schemas.openxmlformats.org/drawingml/2006/picture">
                 <pic:pic xmlns:pic="http://schemas.openxmlformats.org/drawingml/2006/picture">
                   <pic:nvPicPr>
-                    <pic:cNvPr id="0" name="Picture 8"/>
+                    <pic:cNvPr id="0" name="Picture 22"/>
                     <pic:cNvPicPr>
                       <a:picLocks noChangeAspect="1" noChangeArrowheads="1"/>
                     </pic:cNvPicPr>
@@ -9449,7 +9433,7 @@
                   <pic:spPr bwMode="auto">
                     <a:xfrm>
                       <a:off x="0" y="0"/>
-                      <a:ext cx="4595519" cy="1130899"/>
+                      <a:ext cx="4614770" cy="1137303"/>
                     </a:xfrm>
                     <a:prstGeom prst="rect">
                       <a:avLst/>
@@ -9591,14 +9575,13 @@
       </w:pPr>
       <w:r>
         <w:rPr>
-          <w:rFonts w:hint="eastAsia"/>
           <w:noProof/>
         </w:rPr>
         <w:drawing>
-          <wp:inline distT="0" distB="0" distL="0" distR="0" wp14:anchorId="4EDEB983" wp14:editId="374B608B">
-            <wp:extent cx="3182816" cy="2162752"/>
-            <wp:effectExtent l="0" t="0" r="0" b="9525"/>
-            <wp:docPr id="1663172423" name="图片 5"/>
+          <wp:inline distT="0" distB="0" distL="0" distR="0" wp14:anchorId="71526E8F" wp14:editId="7CFD0989">
+            <wp:extent cx="3098933" cy="2108200"/>
+            <wp:effectExtent l="0" t="0" r="6350" b="6350"/>
+            <wp:docPr id="556932258" name="图片 11"/>
             <wp:cNvGraphicFramePr>
               <a:graphicFrameLocks xmlns:a="http://schemas.openxmlformats.org/drawingml/2006/main" noChangeAspect="1"/>
             </wp:cNvGraphicFramePr>
@@ -9606,13 +9589,13 @@
               <a:graphicData uri="http://schemas.openxmlformats.org/drawingml/2006/picture">
                 <pic:pic xmlns:pic="http://schemas.openxmlformats.org/drawingml/2006/picture">
                   <pic:nvPicPr>
-                    <pic:cNvPr id="0" name="Picture 10"/>
+                    <pic:cNvPr id="0" name="Picture 24"/>
                     <pic:cNvPicPr>
                       <a:picLocks noChangeAspect="1" noChangeArrowheads="1"/>
                     </pic:cNvPicPr>
                   </pic:nvPicPr>
                   <pic:blipFill>
-                    <a:blip r:embed="rId21" cstate="print">
+                    <a:blip r:embed="rId21">
                       <a:extLst>
                         <a:ext uri="{28A0092B-C50C-407E-A947-70E740481C1C}">
                           <a14:useLocalDpi xmlns:a14="http://schemas.microsoft.com/office/drawing/2010/main" val="0"/>
@@ -9627,7 +9610,7 @@
                   <pic:spPr bwMode="auto">
                     <a:xfrm>
                       <a:off x="0" y="0"/>
-                      <a:ext cx="3195085" cy="2171089"/>
+                      <a:ext cx="3136946" cy="2134060"/>
                     </a:xfrm>
                     <a:prstGeom prst="rect">
                       <a:avLst/>
@@ -10326,10 +10309,10 @@
           <w:rFonts w:hint="eastAsia"/>
         </w:rPr>
         <w:object w:dxaOrig="9888" w:dyaOrig="3469" w14:anchorId="590B1764">
-          <v:shape id="_x0000_i1027" type="#_x0000_t75" style="width:404.4pt;height:142.8pt" o:ole="">
+          <v:shape id="_x0000_i1027" type="#_x0000_t75" style="width:404.65pt;height:142.65pt" o:ole="">
             <v:imagedata r:id="rId22" o:title=""/>
           </v:shape>
-          <o:OLEObject Type="Embed" ProgID="Visio.Drawing.15" ShapeID="_x0000_i1027" DrawAspect="Content" ObjectID="_1806428530" r:id="rId23"/>
+          <o:OLEObject Type="Embed" ProgID="Visio.Drawing.15" ShapeID="_x0000_i1027" DrawAspect="Content" ObjectID="_1826641623" r:id="rId23"/>
         </w:object>
       </w:r>
     </w:p>
@@ -10463,14 +10446,13 @@
       </w:pPr>
       <w:r>
         <w:rPr>
-          <w:rFonts w:hint="eastAsia"/>
           <w:noProof/>
         </w:rPr>
         <w:drawing>
-          <wp:inline distT="0" distB="0" distL="0" distR="0" wp14:anchorId="3E3522FD" wp14:editId="5B79BCFA">
-            <wp:extent cx="4404360" cy="697825"/>
-            <wp:effectExtent l="0" t="0" r="0" b="7620"/>
-            <wp:docPr id="1339306164" name="图片 3"/>
+          <wp:inline distT="0" distB="0" distL="0" distR="0" wp14:anchorId="7749DCF2" wp14:editId="4338B737">
+            <wp:extent cx="4613910" cy="726583"/>
+            <wp:effectExtent l="0" t="0" r="0" b="0"/>
+            <wp:docPr id="867858556" name="图片 12"/>
             <wp:cNvGraphicFramePr>
               <a:graphicFrameLocks xmlns:a="http://schemas.openxmlformats.org/drawingml/2006/main" noChangeAspect="1"/>
             </wp:cNvGraphicFramePr>
@@ -10478,7 +10460,7 @@
               <a:graphicData uri="http://schemas.openxmlformats.org/drawingml/2006/picture">
                 <pic:pic xmlns:pic="http://schemas.openxmlformats.org/drawingml/2006/picture">
                   <pic:nvPicPr>
-                    <pic:cNvPr id="0" name="Picture 5"/>
+                    <pic:cNvPr id="0" name="Picture 26"/>
                     <pic:cNvPicPr>
                       <a:picLocks noChangeAspect="1" noChangeArrowheads="1"/>
                     </pic:cNvPicPr>
@@ -10499,7 +10481,7 @@
                   <pic:spPr bwMode="auto">
                     <a:xfrm>
                       <a:off x="0" y="0"/>
-                      <a:ext cx="4423608" cy="700875"/>
+                      <a:ext cx="4636953" cy="730212"/>
                     </a:xfrm>
                     <a:prstGeom prst="rect">
                       <a:avLst/>
@@ -10531,14 +10513,13 @@
       </w:pPr>
       <w:r>
         <w:rPr>
-          <w:rFonts w:hint="eastAsia"/>
           <w:noProof/>
         </w:rPr>
         <w:drawing>
-          <wp:inline distT="0" distB="0" distL="0" distR="0" wp14:anchorId="359BBD69" wp14:editId="09B1AF9C">
-            <wp:extent cx="4404360" cy="1963032"/>
-            <wp:effectExtent l="0" t="0" r="0" b="0"/>
-            <wp:docPr id="1253687913" name="图片 4"/>
+          <wp:inline distT="0" distB="0" distL="0" distR="0" wp14:anchorId="6B4CEF5A" wp14:editId="027F57B0">
+            <wp:extent cx="4647777" cy="2068725"/>
+            <wp:effectExtent l="0" t="0" r="635" b="8255"/>
+            <wp:docPr id="996777321" name="图片 13"/>
             <wp:cNvGraphicFramePr>
               <a:graphicFrameLocks xmlns:a="http://schemas.openxmlformats.org/drawingml/2006/main" noChangeAspect="1"/>
             </wp:cNvGraphicFramePr>
@@ -10546,7 +10527,7 @@
               <a:graphicData uri="http://schemas.openxmlformats.org/drawingml/2006/picture">
                 <pic:pic xmlns:pic="http://schemas.openxmlformats.org/drawingml/2006/picture">
                   <pic:nvPicPr>
-                    <pic:cNvPr id="0" name="Picture 7"/>
+                    <pic:cNvPr id="0" name="Picture 28"/>
                     <pic:cNvPicPr>
                       <a:picLocks noChangeAspect="1" noChangeArrowheads="1"/>
                     </pic:cNvPicPr>
@@ -10567,7 +10548,7 @@
                   <pic:spPr bwMode="auto">
                     <a:xfrm>
                       <a:off x="0" y="0"/>
-                      <a:ext cx="4417290" cy="1968795"/>
+                      <a:ext cx="4658326" cy="2073420"/>
                     </a:xfrm>
                     <a:prstGeom prst="rect">
                       <a:avLst/>
@@ -10744,6 +10725,7 @@
           <w:kern w:val="0"/>
           <w:sz w:val="22"/>
         </w:rPr>
+        <w:lastRenderedPageBreak/>
         <w:t>3.62</w:t>
       </w:r>
       <w:r>
@@ -10771,12 +10753,11 @@
         <w:rPr>
           <w:noProof/>
         </w:rPr>
-        <w:lastRenderedPageBreak/>
         <w:drawing>
-          <wp:inline distT="0" distB="0" distL="0" distR="0" wp14:anchorId="18DA08EE" wp14:editId="16E966F8">
-            <wp:extent cx="1493520" cy="1021080"/>
-            <wp:effectExtent l="0" t="0" r="0" b="7620"/>
-            <wp:docPr id="1725784354" name="图片 1"/>
+          <wp:inline distT="0" distB="0" distL="0" distR="0" wp14:anchorId="18C105B3" wp14:editId="2D84024B">
+            <wp:extent cx="1498600" cy="1016000"/>
+            <wp:effectExtent l="0" t="0" r="6350" b="0"/>
+            <wp:docPr id="880791721" name="图片 14"/>
             <wp:cNvGraphicFramePr>
               <a:graphicFrameLocks xmlns:a="http://schemas.openxmlformats.org/drawingml/2006/main" noChangeAspect="1"/>
             </wp:cNvGraphicFramePr>
@@ -10784,7 +10765,7 @@
               <a:graphicData uri="http://schemas.openxmlformats.org/drawingml/2006/picture">
                 <pic:pic xmlns:pic="http://schemas.openxmlformats.org/drawingml/2006/picture">
                   <pic:nvPicPr>
-                    <pic:cNvPr id="0" name="Picture 1"/>
+                    <pic:cNvPr id="0" name="Picture 30"/>
                     <pic:cNvPicPr>
                       <a:picLocks noChangeAspect="1" noChangeArrowheads="1"/>
                     </pic:cNvPicPr>
@@ -10805,7 +10786,7 @@
                   <pic:spPr bwMode="auto">
                     <a:xfrm>
                       <a:off x="0" y="0"/>
-                      <a:ext cx="1493520" cy="1021080"/>
+                      <a:ext cx="1498600" cy="1016000"/>
                     </a:xfrm>
                     <a:prstGeom prst="rect">
                       <a:avLst/>
@@ -10834,10 +10815,10 @@
           <w:noProof/>
         </w:rPr>
         <w:drawing>
-          <wp:inline distT="0" distB="0" distL="0" distR="0" wp14:anchorId="0B503343" wp14:editId="1EB76B37">
-            <wp:extent cx="1273016" cy="1028700"/>
-            <wp:effectExtent l="0" t="0" r="3810" b="0"/>
-            <wp:docPr id="1938805334" name="图片 2"/>
+          <wp:inline distT="0" distB="0" distL="0" distR="0" wp14:anchorId="69D00073" wp14:editId="4A10E2A0">
+            <wp:extent cx="1255713" cy="1016000"/>
+            <wp:effectExtent l="0" t="0" r="1905" b="0"/>
+            <wp:docPr id="1946922470" name="图片 15"/>
             <wp:cNvGraphicFramePr>
               <a:graphicFrameLocks xmlns:a="http://schemas.openxmlformats.org/drawingml/2006/main" noChangeAspect="1"/>
             </wp:cNvGraphicFramePr>
@@ -10845,7 +10826,7 @@
               <a:graphicData uri="http://schemas.openxmlformats.org/drawingml/2006/picture">
                 <pic:pic xmlns:pic="http://schemas.openxmlformats.org/drawingml/2006/picture">
                   <pic:nvPicPr>
-                    <pic:cNvPr id="0" name="Picture 3"/>
+                    <pic:cNvPr id="0" name="Picture 32"/>
                     <pic:cNvPicPr>
                       <a:picLocks noChangeAspect="1" noChangeArrowheads="1"/>
                     </pic:cNvPicPr>
@@ -10866,7 +10847,7 @@
                   <pic:spPr bwMode="auto">
                     <a:xfrm>
                       <a:off x="0" y="0"/>
-                      <a:ext cx="1276450" cy="1031475"/>
+                      <a:ext cx="1259728" cy="1019249"/>
                     </a:xfrm>
                     <a:prstGeom prst="rect">
                       <a:avLst/>
@@ -11195,14 +11176,13 @@
             </w:pPr>
             <w:r>
               <w:rPr>
-                <w:rFonts w:hint="eastAsia"/>
                 <w:noProof/>
               </w:rPr>
               <w:drawing>
-                <wp:inline distT="0" distB="0" distL="0" distR="0" wp14:anchorId="79F3F33E" wp14:editId="1EC78D02">
-                  <wp:extent cx="4732020" cy="3095810"/>
-                  <wp:effectExtent l="0" t="0" r="0" b="9525"/>
-                  <wp:docPr id="1558478530" name="图片 1"/>
+                <wp:inline distT="0" distB="0" distL="0" distR="0" wp14:anchorId="7A089D04" wp14:editId="5541E26A">
+                  <wp:extent cx="4808643" cy="3152307"/>
+                  <wp:effectExtent l="0" t="0" r="0" b="0"/>
+                  <wp:docPr id="1235753877" name="图片 16"/>
                   <wp:cNvGraphicFramePr>
                     <a:graphicFrameLocks xmlns:a="http://schemas.openxmlformats.org/drawingml/2006/main" noChangeAspect="1"/>
                   </wp:cNvGraphicFramePr>
@@ -11210,7 +11190,7 @@
                     <a:graphicData uri="http://schemas.openxmlformats.org/drawingml/2006/picture">
                       <pic:pic xmlns:pic="http://schemas.openxmlformats.org/drawingml/2006/picture">
                         <pic:nvPicPr>
-                          <pic:cNvPr id="0" name="Picture 1"/>
+                          <pic:cNvPr id="0" name="Picture 34"/>
                           <pic:cNvPicPr>
                             <a:picLocks noChangeAspect="1" noChangeArrowheads="1"/>
                           </pic:cNvPicPr>
@@ -11231,7 +11211,7 @@
                         <pic:spPr bwMode="auto">
                           <a:xfrm>
                             <a:off x="0" y="0"/>
-                            <a:ext cx="4735595" cy="3098149"/>
+                            <a:ext cx="4811177" cy="3153968"/>
                           </a:xfrm>
                           <a:prstGeom prst="rect">
                             <a:avLst/>
@@ -11384,14 +11364,13 @@
       </w:pPr>
       <w:r>
         <w:rPr>
-          <w:rFonts w:hint="eastAsia"/>
           <w:noProof/>
         </w:rPr>
         <w:drawing>
-          <wp:inline distT="0" distB="0" distL="0" distR="0" wp14:anchorId="18D32276" wp14:editId="6FA4AEFD">
-            <wp:extent cx="1592580" cy="1927117"/>
-            <wp:effectExtent l="0" t="0" r="7620" b="0"/>
-            <wp:docPr id="479635685" name="图片 15"/>
+          <wp:inline distT="0" distB="0" distL="0" distR="0" wp14:anchorId="7B64D885" wp14:editId="0D1871C5">
+            <wp:extent cx="1523788" cy="1844863"/>
+            <wp:effectExtent l="0" t="0" r="635" b="3175"/>
+            <wp:docPr id="360879592" name="图片 17"/>
             <wp:cNvGraphicFramePr>
               <a:graphicFrameLocks xmlns:a="http://schemas.openxmlformats.org/drawingml/2006/main" noChangeAspect="1"/>
             </wp:cNvGraphicFramePr>
@@ -11399,7 +11378,7 @@
               <a:graphicData uri="http://schemas.openxmlformats.org/drawingml/2006/picture">
                 <pic:pic xmlns:pic="http://schemas.openxmlformats.org/drawingml/2006/picture">
                   <pic:nvPicPr>
-                    <pic:cNvPr id="0" name="Picture 29"/>
+                    <pic:cNvPr id="0" name="Picture 36"/>
                     <pic:cNvPicPr>
                       <a:picLocks noChangeAspect="1" noChangeArrowheads="1"/>
                     </pic:cNvPicPr>
@@ -11420,7 +11399,7 @@
                   <pic:spPr bwMode="auto">
                     <a:xfrm>
                       <a:off x="0" y="0"/>
-                      <a:ext cx="1608562" cy="1946456"/>
+                      <a:ext cx="1525327" cy="1846727"/>
                     </a:xfrm>
                     <a:prstGeom prst="rect">
                       <a:avLst/>
@@ -11516,14 +11495,13 @@
       </w:pPr>
       <w:r>
         <w:rPr>
-          <w:rFonts w:hint="eastAsia"/>
           <w:noProof/>
         </w:rPr>
         <w:drawing>
-          <wp:inline distT="0" distB="0" distL="0" distR="0" wp14:anchorId="2E248018" wp14:editId="0B5EA098">
-            <wp:extent cx="4061460" cy="2138795"/>
-            <wp:effectExtent l="0" t="0" r="0" b="0"/>
-            <wp:docPr id="484133684" name="图片 2"/>
+          <wp:inline distT="0" distB="0" distL="0" distR="0" wp14:anchorId="1AB2CEA7" wp14:editId="44AA232C">
+            <wp:extent cx="4766945" cy="2506345"/>
+            <wp:effectExtent l="0" t="0" r="0" b="8255"/>
+            <wp:docPr id="747904434" name="图片 18"/>
             <wp:cNvGraphicFramePr>
               <a:graphicFrameLocks xmlns:a="http://schemas.openxmlformats.org/drawingml/2006/main" noChangeAspect="1"/>
             </wp:cNvGraphicFramePr>
@@ -11531,7 +11509,7 @@
               <a:graphicData uri="http://schemas.openxmlformats.org/drawingml/2006/picture">
                 <pic:pic xmlns:pic="http://schemas.openxmlformats.org/drawingml/2006/picture">
                   <pic:nvPicPr>
-                    <pic:cNvPr id="0" name="Picture 3"/>
+                    <pic:cNvPr id="0" name="Picture 38"/>
                     <pic:cNvPicPr>
                       <a:picLocks noChangeAspect="1" noChangeArrowheads="1"/>
                     </pic:cNvPicPr>
@@ -11552,7 +11530,7 @@
                   <pic:spPr bwMode="auto">
                     <a:xfrm>
                       <a:off x="0" y="0"/>
-                      <a:ext cx="4076200" cy="2146557"/>
+                      <a:ext cx="4766945" cy="2506345"/>
                     </a:xfrm>
                     <a:prstGeom prst="rect">
                       <a:avLst/>
@@ -11667,14 +11645,13 @@
       </w:pPr>
       <w:r>
         <w:rPr>
-          <w:rFonts w:hint="eastAsia"/>
           <w:noProof/>
         </w:rPr>
         <w:drawing>
-          <wp:inline distT="0" distB="0" distL="0" distR="0" wp14:anchorId="563B3064" wp14:editId="14529E6E">
-            <wp:extent cx="4716780" cy="1588918"/>
-            <wp:effectExtent l="0" t="0" r="7620" b="0"/>
-            <wp:docPr id="1654091265" name="图片 1"/>
+          <wp:inline distT="0" distB="0" distL="0" distR="0" wp14:anchorId="4504B42A" wp14:editId="2BD5832A">
+            <wp:extent cx="4850977" cy="1635876"/>
+            <wp:effectExtent l="0" t="0" r="6985" b="2540"/>
+            <wp:docPr id="595297669" name="图片 19"/>
             <wp:cNvGraphicFramePr>
               <a:graphicFrameLocks xmlns:a="http://schemas.openxmlformats.org/drawingml/2006/main" noChangeAspect="1"/>
             </wp:cNvGraphicFramePr>
@@ -11682,7 +11659,7 @@
               <a:graphicData uri="http://schemas.openxmlformats.org/drawingml/2006/picture">
                 <pic:pic xmlns:pic="http://schemas.openxmlformats.org/drawingml/2006/picture">
                   <pic:nvPicPr>
-                    <pic:cNvPr id="0" name="Picture 1"/>
+                    <pic:cNvPr id="0" name="Picture 40"/>
                     <pic:cNvPicPr>
                       <a:picLocks noChangeAspect="1" noChangeArrowheads="1"/>
                     </pic:cNvPicPr>
@@ -11703,7 +11680,7 @@
                   <pic:spPr bwMode="auto">
                     <a:xfrm>
                       <a:off x="0" y="0"/>
-                      <a:ext cx="4727441" cy="1592509"/>
+                      <a:ext cx="4857697" cy="1638142"/>
                     </a:xfrm>
                     <a:prstGeom prst="rect">
                       <a:avLst/>
